--- a/1. Ideation Phase/Brainstorming - Idea Generation - Prioritization.docx
+++ b/1. Ideation Phase/Brainstorming - Idea Generation - Prioritization.docx
@@ -147,7 +147,7 @@
               <w:rPr>
                 <w:rtl w:val="0"/>
               </w:rPr>
-              <w:t>SWTID-2026-8273</w:t>
+              <w:t>SWUID2026286057</w:t>
             </w:r>
           </w:p>
         </w:tc>
